--- a/cikti/gunluk_planlar/GunlukPlan_20260324_8A_8.7.1._Elektrik_Yükl.docx
+++ b/cikti/gunluk_planlar/GunlukPlan_20260324_8A_8.7.1._Elektrik_Yükl.docx
@@ -74,7 +74,7 @@
           <w:color w:val="1A3A5C"/>
           <w:sz w:val="18"/>
         </w:rPr>
-        <w:t>[ NORMAL MÜFREDAT ]  —  Şablon</w:t>
+        <w:t>[ NORMAL MÜFREDAT ]  —  ✓ Gemini AI</w:t>
       </w:r>
     </w:p>
     <w:tbl>
@@ -750,7 +750,7 @@
                 <w:rFonts w:ascii="Arial" w:hAnsi="Arial"/>
                 <w:sz w:val="18"/>
               </w:rPr>
-              <w:t>https://phet.colorado.edu/tr/simulations/circuit-construction-kit-dc</w:t>
+              <w:t>https://phet.colorado.edu/tr/simulation/electric-charge-and-electric-field</w:t>
             </w:r>
           </w:p>
         </w:tc>
@@ -818,7 +818,7 @@
                 <w:rFonts w:ascii="Arial" w:hAnsi="Arial"/>
                 <w:sz w:val="18"/>
               </w:rPr>
-              <w:t>Ders kitabı, çalışma kağıdı</w:t>
+              <w:t>Plastik çubuk, kıvılcım çıkarma aracı, elektrik yüklü cisim, deney malzemeleri</w:t>
             </w:r>
           </w:p>
         </w:tc>
@@ -932,7 +932,7 @@
                 <w:rFonts w:ascii="Arial" w:hAnsi="Arial"/>
                 <w:sz w:val="18"/>
               </w:rPr>
-              <w:t>0–5 dk</w:t>
+              <w:t>0-5 dk</w:t>
             </w:r>
           </w:p>
         </w:tc>
@@ -948,7 +948,7 @@
                 <w:rFonts w:ascii="Arial" w:hAnsi="Arial"/>
                 <w:sz w:val="18"/>
               </w:rPr>
-              <w:t>Giriş / Yoklama</w:t>
+              <w:t>Giriş</w:t>
             </w:r>
           </w:p>
         </w:tc>
@@ -964,7 +964,7 @@
                 <w:rFonts w:ascii="Arial" w:hAnsi="Arial"/>
                 <w:sz w:val="18"/>
               </w:rPr>
-              <w:t>Yoklama. Önceki konunun kısa tekrarı. Günün kazanımları paylaşılır.</w:t>
+              <w:t>Öğrencilerin selamlanması, günün konusu hakkında kısa bir açıklama yapılması</w:t>
             </w:r>
           </w:p>
         </w:tc>
@@ -982,7 +982,7 @@
                 <w:rFonts w:ascii="Arial" w:hAnsi="Arial"/>
                 <w:sz w:val="18"/>
               </w:rPr>
-              <w:t>5–15 dk</w:t>
+              <w:t>5-15 dk</w:t>
             </w:r>
           </w:p>
         </w:tc>
@@ -1014,7 +1014,7 @@
                 <w:rFonts w:ascii="Arial" w:hAnsi="Arial"/>
                 <w:sz w:val="18"/>
               </w:rPr>
-              <w:t>Konuyla ilgili video, simülasyon veya gerçek yaşam örneği.</w:t>
+              <w:t>Elektrik yükleri ve elektriklenme hakkında bir video izlettirme veya bir örnek olay çalışması</w:t>
             </w:r>
           </w:p>
         </w:tc>
@@ -1032,7 +1032,7 @@
                 <w:rFonts w:ascii="Arial" w:hAnsi="Arial"/>
                 <w:sz w:val="18"/>
               </w:rPr>
-              <w:t>15–35 dk</w:t>
+              <w:t>15-35 dk</w:t>
             </w:r>
           </w:p>
         </w:tc>
@@ -1064,7 +1064,7 @@
                 <w:rFonts w:ascii="Arial" w:hAnsi="Arial"/>
                 <w:sz w:val="18"/>
               </w:rPr>
-              <w:t>Konu tahta/sunu ile anlatılır. Simülasyon sınıfça incelenir.</w:t>
+              <w:t>Elektrik yükleri, elektriklenme çeşitleri ve elektrik yükleme yöntemleri hakkında teorik bilgi verilmesi</w:t>
             </w:r>
           </w:p>
         </w:tc>
@@ -1082,7 +1082,7 @@
                 <w:rFonts w:ascii="Arial" w:hAnsi="Arial"/>
                 <w:sz w:val="18"/>
               </w:rPr>
-              <w:t>35–55 dk</w:t>
+              <w:t>35-55 dk</w:t>
             </w:r>
           </w:p>
         </w:tc>
@@ -1098,7 +1098,7 @@
                 <w:rFonts w:ascii="Arial" w:hAnsi="Arial"/>
                 <w:sz w:val="18"/>
               </w:rPr>
-              <w:t>Etkinlik / Deney</w:t>
+              <w:t>Etkinlik/Deney</w:t>
             </w:r>
           </w:p>
         </w:tc>
@@ -1114,7 +1114,7 @@
                 <w:rFonts w:ascii="Arial" w:hAnsi="Arial"/>
                 <w:sz w:val="18"/>
               </w:rPr>
-              <w:t>Grup etkinliği veya deney. Öğrenciler gözlem formunu doldurur.</w:t>
+              <w:t>Kazanım F.8.7.1.3'e uygun olarak elektriklenme çeşitlerini gösteren deneylerin yapılması (örneğin, plastik çubukla kıvılcım çıkarma, elektrik yüklü bir cismin diğer cisimleri çekmesi)</w:t>
             </w:r>
           </w:p>
         </w:tc>
@@ -1132,7 +1132,7 @@
                 <w:rFonts w:ascii="Arial" w:hAnsi="Arial"/>
                 <w:sz w:val="18"/>
               </w:rPr>
-              <w:t>55–65 dk</w:t>
+              <w:t>55-65 dk</w:t>
             </w:r>
           </w:p>
         </w:tc>
@@ -1148,7 +1148,7 @@
                 <w:rFonts w:ascii="Arial" w:hAnsi="Arial"/>
                 <w:sz w:val="18"/>
               </w:rPr>
-              <w:t>Tartışma / Pekiştirme</w:t>
+              <w:t>Tartışma</w:t>
             </w:r>
           </w:p>
         </w:tc>
@@ -1164,7 +1164,7 @@
                 <w:rFonts w:ascii="Arial" w:hAnsi="Arial"/>
                 <w:sz w:val="18"/>
               </w:rPr>
-              <w:t>Bulgular paylaşılır. Kavram haritası oluşturulur.</w:t>
+              <w:t>Deneylerin sonuçlarının tartışılması, elektrik yükleri ve elektriklenme çeşitlerinin fark edilmesi</w:t>
             </w:r>
           </w:p>
         </w:tc>
@@ -1182,7 +1182,7 @@
                 <w:rFonts w:ascii="Arial" w:hAnsi="Arial"/>
                 <w:sz w:val="18"/>
               </w:rPr>
-              <w:t>65–75 dk</w:t>
+              <w:t>65-75 dk</w:t>
             </w:r>
           </w:p>
         </w:tc>
@@ -1198,7 +1198,7 @@
                 <w:rFonts w:ascii="Arial" w:hAnsi="Arial"/>
                 <w:sz w:val="18"/>
               </w:rPr>
-              <w:t>Ölçme / Değerlendirme</w:t>
+              <w:t>Değerlendirme</w:t>
             </w:r>
           </w:p>
         </w:tc>
@@ -1214,7 +1214,7 @@
                 <w:rFonts w:ascii="Arial" w:hAnsi="Arial"/>
                 <w:sz w:val="18"/>
               </w:rPr>
-              <w:t>4–5 soruluk çıkış kağıdı uygulanır.</w:t>
+              <w:t>Öğrencilerin deneylerden edindikleri bilgilerle ilgili kısa bir sınav veya anket yapılması</w:t>
             </w:r>
           </w:p>
         </w:tc>
@@ -1232,7 +1232,7 @@
                 <w:rFonts w:ascii="Arial" w:hAnsi="Arial"/>
                 <w:sz w:val="18"/>
               </w:rPr>
-              <w:t>75–80 dk</w:t>
+              <w:t>75-80 dk</w:t>
             </w:r>
           </w:p>
         </w:tc>
@@ -1248,7 +1248,7 @@
                 <w:rFonts w:ascii="Arial" w:hAnsi="Arial"/>
                 <w:sz w:val="18"/>
               </w:rPr>
-              <w:t>Kapanış / Ödev</w:t>
+              <w:t>Kapanış</w:t>
             </w:r>
           </w:p>
         </w:tc>
@@ -1264,7 +1264,7 @@
                 <w:rFonts w:ascii="Arial" w:hAnsi="Arial"/>
                 <w:sz w:val="18"/>
               </w:rPr>
-              <w:t>Kazanımlar özetlenir. Ödev duyurulur.</w:t>
+              <w:t>Günün konusu hakkında kısa bir özetleme ve ev ödevinin açıklanması</w:t>
             </w:r>
           </w:p>
         </w:tc>
@@ -1375,7 +1375,7 @@
                 <w:rFonts w:ascii="Arial" w:hAnsi="Arial"/>
                 <w:sz w:val="18"/>
               </w:rPr>
-              <w:t>Çıkış kağıdı soruları eklenecek.</w:t>
+              <w:t>Elektrik yükleri nelerdir? / Elektriklenme çeşitleri nelerdir? / Elektrik yükleme yöntemleri nelerdir?</w:t>
             </w:r>
           </w:p>
         </w:tc>
@@ -1477,7 +1477,7 @@
                 <w:rFonts w:ascii="Arial" w:hAnsi="Arial"/>
                 <w:sz w:val="18"/>
               </w:rPr>
-              <w:t>Kitap ilgili bölüm soruları</w:t>
+              <w:t>Elektrik yükleri ve elektriklenme çeşitleri hakkında kısa bir araştırma yapması ve bir sayfa yazması</w:t>
             </w:r>
           </w:p>
         </w:tc>

--- a/cikti/gunluk_planlar/GunlukPlan_20260324_8A_8.7.1._Elektrik_Yükl.docx
+++ b/cikti/gunluk_planlar/GunlukPlan_20260324_8A_8.7.1._Elektrik_Yükl.docx
@@ -750,7 +750,7 @@
                 <w:rFonts w:ascii="Arial" w:hAnsi="Arial"/>
                 <w:sz w:val="18"/>
               </w:rPr>
-              <w:t>https://phet.colorado.edu/tr/simulation/electric-charge-and-electric-field</w:t>
+              <w:t>https://phet.colorado.edu/tr/simulasyonlar/elektrik-ve-manyetizma</w:t>
             </w:r>
           </w:p>
         </w:tc>
@@ -818,7 +818,7 @@
                 <w:rFonts w:ascii="Arial" w:hAnsi="Arial"/>
                 <w:sz w:val="18"/>
               </w:rPr>
-              <w:t>Plastik çubuk, kıvılcım çıkarma aracı, elektrik yüklü cisim, deney malzemeleri</w:t>
+              <w:t>Plastik çubuk, yün, kâğıt parçacıkları, metal toplar, vb.</w:t>
             </w:r>
           </w:p>
         </w:tc>
@@ -1014,7 +1014,7 @@
                 <w:rFonts w:ascii="Arial" w:hAnsi="Arial"/>
                 <w:sz w:val="18"/>
               </w:rPr>
-              <w:t>Elektrik yükleri ve elektriklenme hakkında bir video izlettirme veya bir örnek olay çalışması</w:t>
+              <w:t>Elektrik yükleri ve elektriklenme hakkında öğrencilerin ön bilgilerinin belirlenmesi, konunun önemini vurgulayan bir video veya resim gösterilmesi</w:t>
             </w:r>
           </w:p>
         </w:tc>
@@ -1064,7 +1064,7 @@
                 <w:rFonts w:ascii="Arial" w:hAnsi="Arial"/>
                 <w:sz w:val="18"/>
               </w:rPr>
-              <w:t>Elektrik yükleri, elektriklenme çeşitleri ve elektrik yükleme yöntemleri hakkında teorik bilgi verilmesi</w:t>
+              <w:t>Elektrik yükleri, elektriklenme çeşitleri (sürtme, temas, indüksiyon) hakkında teorik bilgi verilmesi, şematik resimlerle açıklanması</w:t>
             </w:r>
           </w:p>
         </w:tc>
@@ -1114,7 +1114,7 @@
                 <w:rFonts w:ascii="Arial" w:hAnsi="Arial"/>
                 <w:sz w:val="18"/>
               </w:rPr>
-              <w:t>Kazanım F.8.7.1.3'e uygun olarak elektriklenme çeşitlerini gösteren deneylerin yapılması (örneğin, plastik çubukla kıvılcım çıkarma, elektrik yüklü bir cismin diğer cisimleri çekmesi)</w:t>
+              <w:t>Kazanım F.8.7.1.3'e uygun olarak elektriklenme çeşitlerini gösteren deneylerin yapılması (kâğıt parçacıkları, plastik çubuk, yün, vb.)</w:t>
             </w:r>
           </w:p>
         </w:tc>
@@ -1164,7 +1164,7 @@
                 <w:rFonts w:ascii="Arial" w:hAnsi="Arial"/>
                 <w:sz w:val="18"/>
               </w:rPr>
-              <w:t>Deneylerin sonuçlarının tartışılması, elektrik yükleri ve elektriklenme çeşitlerinin fark edilmesi</w:t>
+              <w:t>Deney sonuçlarının tartışılması, öğrencilerin gözlemlerinin paylaşılması, elektriklenme çeşitlerinin gerçek hayattaki uygulamalarının konuşulması</w:t>
             </w:r>
           </w:p>
         </w:tc>
@@ -1214,7 +1214,7 @@
                 <w:rFonts w:ascii="Arial" w:hAnsi="Arial"/>
                 <w:sz w:val="18"/>
               </w:rPr>
-              <w:t>Öğrencilerin deneylerden edindikleri bilgilerle ilgili kısa bir sınav veya anket yapılması</w:t>
+              <w:t>Öğrencilerin konuyu anlamalarına yönelik kısa bir test veya sınıf içi değerlendirme</w:t>
             </w:r>
           </w:p>
         </w:tc>
@@ -1264,7 +1264,7 @@
                 <w:rFonts w:ascii="Arial" w:hAnsi="Arial"/>
                 <w:sz w:val="18"/>
               </w:rPr>
-              <w:t>Günün konusu hakkında kısa bir özetleme ve ev ödevinin açıklanması</w:t>
+              <w:t>Günün konusunun özetlenmesi, ev ödevinin açıklanması, öğrencilerin sorularının cevaplanması</w:t>
             </w:r>
           </w:p>
         </w:tc>
@@ -1375,7 +1375,7 @@
                 <w:rFonts w:ascii="Arial" w:hAnsi="Arial"/>
                 <w:sz w:val="18"/>
               </w:rPr>
-              <w:t>Elektrik yükleri nelerdir? / Elektriklenme çeşitleri nelerdir? / Elektrik yükleme yöntemleri nelerdir?</w:t>
+              <w:t>Elektrik yükleri nelerdir? / Elektriklenme çeşitleri nelerdir? / Gerçek hayatta elektriklenme çeşitlerine örnekler veriniz.</w:t>
             </w:r>
           </w:p>
         </w:tc>
@@ -1477,7 +1477,7 @@
                 <w:rFonts w:ascii="Arial" w:hAnsi="Arial"/>
                 <w:sz w:val="18"/>
               </w:rPr>
-              <w:t>Elektrik yükleri ve elektriklenme çeşitleri hakkında kısa bir araştırma yapması ve bir sayfa yazması</w:t>
+              <w:t>Elektrik yükleri ve elektriklenme çeşitleri hakkında araştırma yapmaları ve bir rapor hazırlamaları</w:t>
             </w:r>
           </w:p>
         </w:tc>

--- a/cikti/gunluk_planlar/GunlukPlan_20260324_8A_8.7.1._Elektrik_Yükl.docx
+++ b/cikti/gunluk_planlar/GunlukPlan_20260324_8A_8.7.1._Elektrik_Yükl.docx
@@ -74,7 +74,7 @@
           <w:color w:val="1A3A5C"/>
           <w:sz w:val="18"/>
         </w:rPr>
-        <w:t>[ NORMAL MÜFREDAT ]  —  ✓ Gemini AI</w:t>
+        <w:t>[ NORMAL MÜFREDAT ]  —  Şablon</w:t>
       </w:r>
     </w:p>
     <w:tbl>
@@ -750,7 +750,7 @@
                 <w:rFonts w:ascii="Arial" w:hAnsi="Arial"/>
                 <w:sz w:val="18"/>
               </w:rPr>
-              <w:t>https://phet.colorado.edu/tr/simulasyonlar/elektrik-ve-manyetizma</w:t>
+              <w:t>https://phet.colorado.edu/tr/simulations/circuit-construction-kit-dc</w:t>
             </w:r>
           </w:p>
         </w:tc>
@@ -818,7 +818,7 @@
                 <w:rFonts w:ascii="Arial" w:hAnsi="Arial"/>
                 <w:sz w:val="18"/>
               </w:rPr>
-              <w:t>Plastik çubuk, yün, kâğıt parçacıkları, metal toplar, vb.</w:t>
+              <w:t>Ders kitabı, çalışma kağıdı</w:t>
             </w:r>
           </w:p>
         </w:tc>
@@ -932,7 +932,7 @@
                 <w:rFonts w:ascii="Arial" w:hAnsi="Arial"/>
                 <w:sz w:val="18"/>
               </w:rPr>
-              <w:t>0-5 dk</w:t>
+              <w:t>0–5 dk</w:t>
             </w:r>
           </w:p>
         </w:tc>
@@ -948,7 +948,7 @@
                 <w:rFonts w:ascii="Arial" w:hAnsi="Arial"/>
                 <w:sz w:val="18"/>
               </w:rPr>
-              <w:t>Giriş</w:t>
+              <w:t>Giriş / Yoklama</w:t>
             </w:r>
           </w:p>
         </w:tc>
@@ -964,7 +964,7 @@
                 <w:rFonts w:ascii="Arial" w:hAnsi="Arial"/>
                 <w:sz w:val="18"/>
               </w:rPr>
-              <w:t>Öğrencilerin selamlanması, günün konusu hakkında kısa bir açıklama yapılması</w:t>
+              <w:t>Yoklama. Önceki konunun kısa tekrarı. Günün kazanımları paylaşılır.</w:t>
             </w:r>
           </w:p>
         </w:tc>
@@ -982,7 +982,7 @@
                 <w:rFonts w:ascii="Arial" w:hAnsi="Arial"/>
                 <w:sz w:val="18"/>
               </w:rPr>
-              <w:t>5-15 dk</w:t>
+              <w:t>5–15 dk</w:t>
             </w:r>
           </w:p>
         </w:tc>
@@ -1014,7 +1014,7 @@
                 <w:rFonts w:ascii="Arial" w:hAnsi="Arial"/>
                 <w:sz w:val="18"/>
               </w:rPr>
-              <w:t>Elektrik yükleri ve elektriklenme hakkında öğrencilerin ön bilgilerinin belirlenmesi, konunun önemini vurgulayan bir video veya resim gösterilmesi</w:t>
+              <w:t>Konuyla ilgili video, simülasyon veya gerçek yaşam örneği.</w:t>
             </w:r>
           </w:p>
         </w:tc>
@@ -1032,7 +1032,7 @@
                 <w:rFonts w:ascii="Arial" w:hAnsi="Arial"/>
                 <w:sz w:val="18"/>
               </w:rPr>
-              <w:t>15-35 dk</w:t>
+              <w:t>15–35 dk</w:t>
             </w:r>
           </w:p>
         </w:tc>
@@ -1064,7 +1064,7 @@
                 <w:rFonts w:ascii="Arial" w:hAnsi="Arial"/>
                 <w:sz w:val="18"/>
               </w:rPr>
-              <w:t>Elektrik yükleri, elektriklenme çeşitleri (sürtme, temas, indüksiyon) hakkında teorik bilgi verilmesi, şematik resimlerle açıklanması</w:t>
+              <w:t>Konu tahta/sunu ile anlatılır. Simülasyon sınıfça incelenir.</w:t>
             </w:r>
           </w:p>
         </w:tc>
@@ -1082,7 +1082,7 @@
                 <w:rFonts w:ascii="Arial" w:hAnsi="Arial"/>
                 <w:sz w:val="18"/>
               </w:rPr>
-              <w:t>35-55 dk</w:t>
+              <w:t>35–55 dk</w:t>
             </w:r>
           </w:p>
         </w:tc>
@@ -1098,7 +1098,7 @@
                 <w:rFonts w:ascii="Arial" w:hAnsi="Arial"/>
                 <w:sz w:val="18"/>
               </w:rPr>
-              <w:t>Etkinlik/Deney</w:t>
+              <w:t>Etkinlik / Deney</w:t>
             </w:r>
           </w:p>
         </w:tc>
@@ -1114,7 +1114,7 @@
                 <w:rFonts w:ascii="Arial" w:hAnsi="Arial"/>
                 <w:sz w:val="18"/>
               </w:rPr>
-              <w:t>Kazanım F.8.7.1.3'e uygun olarak elektriklenme çeşitlerini gösteren deneylerin yapılması (kâğıt parçacıkları, plastik çubuk, yün, vb.)</w:t>
+              <w:t>Grup etkinliği veya deney. Öğrenciler gözlem formunu doldurur.</w:t>
             </w:r>
           </w:p>
         </w:tc>
@@ -1132,7 +1132,7 @@
                 <w:rFonts w:ascii="Arial" w:hAnsi="Arial"/>
                 <w:sz w:val="18"/>
               </w:rPr>
-              <w:t>55-65 dk</w:t>
+              <w:t>55–65 dk</w:t>
             </w:r>
           </w:p>
         </w:tc>
@@ -1148,7 +1148,7 @@
                 <w:rFonts w:ascii="Arial" w:hAnsi="Arial"/>
                 <w:sz w:val="18"/>
               </w:rPr>
-              <w:t>Tartışma</w:t>
+              <w:t>Tartışma / Pekiştirme</w:t>
             </w:r>
           </w:p>
         </w:tc>
@@ -1164,7 +1164,7 @@
                 <w:rFonts w:ascii="Arial" w:hAnsi="Arial"/>
                 <w:sz w:val="18"/>
               </w:rPr>
-              <w:t>Deney sonuçlarının tartışılması, öğrencilerin gözlemlerinin paylaşılması, elektriklenme çeşitlerinin gerçek hayattaki uygulamalarının konuşulması</w:t>
+              <w:t>Bulgular paylaşılır. Kavram haritası oluşturulur.</w:t>
             </w:r>
           </w:p>
         </w:tc>
@@ -1182,7 +1182,7 @@
                 <w:rFonts w:ascii="Arial" w:hAnsi="Arial"/>
                 <w:sz w:val="18"/>
               </w:rPr>
-              <w:t>65-75 dk</w:t>
+              <w:t>65–75 dk</w:t>
             </w:r>
           </w:p>
         </w:tc>
@@ -1198,7 +1198,7 @@
                 <w:rFonts w:ascii="Arial" w:hAnsi="Arial"/>
                 <w:sz w:val="18"/>
               </w:rPr>
-              <w:t>Değerlendirme</w:t>
+              <w:t>Ölçme / Değerlendirme</w:t>
             </w:r>
           </w:p>
         </w:tc>
@@ -1214,7 +1214,7 @@
                 <w:rFonts w:ascii="Arial" w:hAnsi="Arial"/>
                 <w:sz w:val="18"/>
               </w:rPr>
-              <w:t>Öğrencilerin konuyu anlamalarına yönelik kısa bir test veya sınıf içi değerlendirme</w:t>
+              <w:t>4–5 soruluk çıkış kağıdı uygulanır.</w:t>
             </w:r>
           </w:p>
         </w:tc>
@@ -1232,7 +1232,7 @@
                 <w:rFonts w:ascii="Arial" w:hAnsi="Arial"/>
                 <w:sz w:val="18"/>
               </w:rPr>
-              <w:t>75-80 dk</w:t>
+              <w:t>75–80 dk</w:t>
             </w:r>
           </w:p>
         </w:tc>
@@ -1248,7 +1248,7 @@
                 <w:rFonts w:ascii="Arial" w:hAnsi="Arial"/>
                 <w:sz w:val="18"/>
               </w:rPr>
-              <w:t>Kapanış</w:t>
+              <w:t>Kapanış / Ödev</w:t>
             </w:r>
           </w:p>
         </w:tc>
@@ -1264,7 +1264,7 @@
                 <w:rFonts w:ascii="Arial" w:hAnsi="Arial"/>
                 <w:sz w:val="18"/>
               </w:rPr>
-              <w:t>Günün konusunun özetlenmesi, ev ödevinin açıklanması, öğrencilerin sorularının cevaplanması</w:t>
+              <w:t>Kazanımlar özetlenir. Ödev duyurulur.</w:t>
             </w:r>
           </w:p>
         </w:tc>
@@ -1375,7 +1375,7 @@
                 <w:rFonts w:ascii="Arial" w:hAnsi="Arial"/>
                 <w:sz w:val="18"/>
               </w:rPr>
-              <w:t>Elektrik yükleri nelerdir? / Elektriklenme çeşitleri nelerdir? / Gerçek hayatta elektriklenme çeşitlerine örnekler veriniz.</w:t>
+              <w:t>Çıkış kağıdı soruları eklenecek.</w:t>
             </w:r>
           </w:p>
         </w:tc>
@@ -1477,7 +1477,7 @@
                 <w:rFonts w:ascii="Arial" w:hAnsi="Arial"/>
                 <w:sz w:val="18"/>
               </w:rPr>
-              <w:t>Elektrik yükleri ve elektriklenme çeşitleri hakkında araştırma yapmaları ve bir rapor hazırlamaları</w:t>
+              <w:t>Kitap ilgili bölüm soruları</w:t>
             </w:r>
           </w:p>
         </w:tc>

--- a/cikti/gunluk_planlar/GunlukPlan_20260324_8A_8.7.1._Elektrik_Yükl.docx
+++ b/cikti/gunluk_planlar/GunlukPlan_20260324_8A_8.7.1._Elektrik_Yükl.docx
@@ -74,7 +74,7 @@
           <w:color w:val="1A3A5C"/>
           <w:sz w:val="18"/>
         </w:rPr>
-        <w:t>[ NORMAL MÜFREDAT ]  —  Şablon</w:t>
+        <w:t>[ NORMAL MÜFREDAT ]  —  ✓ Gemini AI</w:t>
       </w:r>
     </w:p>
     <w:tbl>
@@ -750,7 +750,7 @@
                 <w:rFonts w:ascii="Arial" w:hAnsi="Arial"/>
                 <w:sz w:val="18"/>
               </w:rPr>
-              <w:t>https://phet.colorado.edu/tr/simulations/circuit-construction-kit-dc</w:t>
+              <w:t>https://phet.colorado.edu/tr/simulation/electricity</w:t>
             </w:r>
           </w:p>
         </w:tc>
@@ -818,7 +818,7 @@
                 <w:rFonts w:ascii="Arial" w:hAnsi="Arial"/>
                 <w:sz w:val="18"/>
               </w:rPr>
-              <w:t>Ders kitabı, çalışma kağıdı</w:t>
+              <w:t>Plastik bir çubuk, yün, kağıt parçacıkları, topraklama malzemesi</w:t>
             </w:r>
           </w:p>
         </w:tc>
@@ -932,7 +932,7 @@
                 <w:rFonts w:ascii="Arial" w:hAnsi="Arial"/>
                 <w:sz w:val="18"/>
               </w:rPr>
-              <w:t>0–5 dk</w:t>
+              <w:t>0-5 dk</w:t>
             </w:r>
           </w:p>
         </w:tc>
@@ -948,7 +948,7 @@
                 <w:rFonts w:ascii="Arial" w:hAnsi="Arial"/>
                 <w:sz w:val="18"/>
               </w:rPr>
-              <w:t>Giriş / Yoklama</w:t>
+              <w:t>Giriş</w:t>
             </w:r>
           </w:p>
         </w:tc>
@@ -964,7 +964,7 @@
                 <w:rFonts w:ascii="Arial" w:hAnsi="Arial"/>
                 <w:sz w:val="18"/>
               </w:rPr>
-              <w:t>Yoklama. Önceki konunun kısa tekrarı. Günün kazanımları paylaşılır.</w:t>
+              <w:t>Dersin amacı ve kazanımlarının tanıtılması, öğrencilerin önceki bilgilerinin gözden geçirilmesi</w:t>
             </w:r>
           </w:p>
         </w:tc>
@@ -982,7 +982,7 @@
                 <w:rFonts w:ascii="Arial" w:hAnsi="Arial"/>
                 <w:sz w:val="18"/>
               </w:rPr>
-              <w:t>5–15 dk</w:t>
+              <w:t>5-15 dk</w:t>
             </w:r>
           </w:p>
         </w:tc>
@@ -1014,7 +1014,7 @@
                 <w:rFonts w:ascii="Arial" w:hAnsi="Arial"/>
                 <w:sz w:val="18"/>
               </w:rPr>
-              <w:t>Konuyla ilgili video, simülasyon veya gerçek yaşam örneği.</w:t>
+              <w:t>Elektriklenmenin günlük hayattaki örneklerinin tartışılması, öğrencilerin merakının uyandırılması</w:t>
             </w:r>
           </w:p>
         </w:tc>
@@ -1032,7 +1032,7 @@
                 <w:rFonts w:ascii="Arial" w:hAnsi="Arial"/>
                 <w:sz w:val="18"/>
               </w:rPr>
-              <w:t>15–35 dk</w:t>
+              <w:t>15-35 dk</w:t>
             </w:r>
           </w:p>
         </w:tc>
@@ -1064,7 +1064,7 @@
                 <w:rFonts w:ascii="Arial" w:hAnsi="Arial"/>
                 <w:sz w:val="18"/>
               </w:rPr>
-              <w:t>Konu tahta/sunu ile anlatılır. Simülasyon sınıfça incelenir.</w:t>
+              <w:t>Elektrik yükleri ve elektriklenme çeşitlerinin (sürtünme, temas, indirgeme) tanıtılması, ders kitabındaki 8.7.1 ve 8.7.2 bölümlerinin işlenmesi</w:t>
             </w:r>
           </w:p>
         </w:tc>
@@ -1082,7 +1082,7 @@
                 <w:rFonts w:ascii="Arial" w:hAnsi="Arial"/>
                 <w:sz w:val="18"/>
               </w:rPr>
-              <w:t>35–55 dk</w:t>
+              <w:t>35-55 dk</w:t>
             </w:r>
           </w:p>
         </w:tc>
@@ -1098,7 +1098,7 @@
                 <w:rFonts w:ascii="Arial" w:hAnsi="Arial"/>
                 <w:sz w:val="18"/>
               </w:rPr>
-              <w:t>Etkinlik / Deney</w:t>
+              <w:t>Etkinlik/Deney</w:t>
             </w:r>
           </w:p>
         </w:tc>
@@ -1114,7 +1114,7 @@
                 <w:rFonts w:ascii="Arial" w:hAnsi="Arial"/>
                 <w:sz w:val="18"/>
               </w:rPr>
-              <w:t>Grup etkinliği veya deney. Öğrenciler gözlem formunu doldurur.</w:t>
+              <w:t>Deneyler yaparak elektriklenme çeşitlerinin fark edilmesi, ders kitabındaki etkinliklerin yapılması</w:t>
             </w:r>
           </w:p>
         </w:tc>
@@ -1132,7 +1132,7 @@
                 <w:rFonts w:ascii="Arial" w:hAnsi="Arial"/>
                 <w:sz w:val="18"/>
               </w:rPr>
-              <w:t>55–65 dk</w:t>
+              <w:t>55-65 dk</w:t>
             </w:r>
           </w:p>
         </w:tc>
@@ -1148,7 +1148,7 @@
                 <w:rFonts w:ascii="Arial" w:hAnsi="Arial"/>
                 <w:sz w:val="18"/>
               </w:rPr>
-              <w:t>Tartışma / Pekiştirme</w:t>
+              <w:t>Tartışma</w:t>
             </w:r>
           </w:p>
         </w:tc>
@@ -1164,7 +1164,7 @@
                 <w:rFonts w:ascii="Arial" w:hAnsi="Arial"/>
                 <w:sz w:val="18"/>
               </w:rPr>
-              <w:t>Bulgular paylaşılır. Kavram haritası oluşturulur.</w:t>
+              <w:t>Cisimlerin sahip oldukları elektrik yükleri bakımından sınıflandırılması, topraklamanın tanıtılması</w:t>
             </w:r>
           </w:p>
         </w:tc>
@@ -1182,7 +1182,7 @@
                 <w:rFonts w:ascii="Arial" w:hAnsi="Arial"/>
                 <w:sz w:val="18"/>
               </w:rPr>
-              <w:t>65–75 dk</w:t>
+              <w:t>65-75 dk</w:t>
             </w:r>
           </w:p>
         </w:tc>
@@ -1198,7 +1198,7 @@
                 <w:rFonts w:ascii="Arial" w:hAnsi="Arial"/>
                 <w:sz w:val="18"/>
               </w:rPr>
-              <w:t>Ölçme / Değerlendirme</w:t>
+              <w:t>Değerlendirme</w:t>
             </w:r>
           </w:p>
         </w:tc>
@@ -1214,7 +1214,7 @@
                 <w:rFonts w:ascii="Arial" w:hAnsi="Arial"/>
                 <w:sz w:val="18"/>
               </w:rPr>
-              <w:t>4–5 soruluk çıkış kağıdı uygulanır.</w:t>
+              <w:t>Ders kitabındaki değerlendirme sorularının çözülmesi, öğrencilerin kazanımlarının değerlendirilmesi</w:t>
             </w:r>
           </w:p>
         </w:tc>
@@ -1232,7 +1232,7 @@
                 <w:rFonts w:ascii="Arial" w:hAnsi="Arial"/>
                 <w:sz w:val="18"/>
               </w:rPr>
-              <w:t>75–80 dk</w:t>
+              <w:t>75-80 dk</w:t>
             </w:r>
           </w:p>
         </w:tc>
@@ -1248,7 +1248,7 @@
                 <w:rFonts w:ascii="Arial" w:hAnsi="Arial"/>
                 <w:sz w:val="18"/>
               </w:rPr>
-              <w:t>Kapanış / Ödev</w:t>
+              <w:t>Kapanış</w:t>
             </w:r>
           </w:p>
         </w:tc>
@@ -1264,7 +1264,7 @@
                 <w:rFonts w:ascii="Arial" w:hAnsi="Arial"/>
                 <w:sz w:val="18"/>
               </w:rPr>
-              <w:t>Kazanımlar özetlenir. Ödev duyurulur.</w:t>
+              <w:t>Dersin özeti, ev ödevinin verilmesi</w:t>
             </w:r>
           </w:p>
         </w:tc>
@@ -1375,7 +1375,7 @@
                 <w:rFonts w:ascii="Arial" w:hAnsi="Arial"/>
                 <w:sz w:val="18"/>
               </w:rPr>
-              <w:t>Çıkış kağıdı soruları eklenecek.</w:t>
+              <w:t>Elektriklenmenin çeşitleri nelerdir? / Cisimlerin sahip oldukları elektrik yükleri bakımından sınıflandırılması nasıl yapılır? / Topraklamanın önemi nedir?</w:t>
             </w:r>
           </w:p>
         </w:tc>
@@ -1477,7 +1477,7 @@
                 <w:rFonts w:ascii="Arial" w:hAnsi="Arial"/>
                 <w:sz w:val="18"/>
               </w:rPr>
-              <w:t>Kitap ilgili bölüm soruları</w:t>
+              <w:t>Ders kitabındaki ilgili bölümlerin okunması, elektriklenmenin günlük hayattaki örneklerinin araştırılması</w:t>
             </w:r>
           </w:p>
         </w:tc>

--- a/cikti/gunluk_planlar/GunlukPlan_20260324_8A_8.7.1._Elektrik_Yükl.docx
+++ b/cikti/gunluk_planlar/GunlukPlan_20260324_8A_8.7.1._Elektrik_Yükl.docx
@@ -750,7 +750,7 @@
                 <w:rFonts w:ascii="Arial" w:hAnsi="Arial"/>
                 <w:sz w:val="18"/>
               </w:rPr>
-              <w:t>https://phet.colorado.edu/tr/simulation/electricity</w:t>
+              <w:t>https://phet.colorado.edu/tr/simulation/electric-charge-and-electric-field</w:t>
             </w:r>
           </w:p>
         </w:tc>
@@ -818,7 +818,7 @@
                 <w:rFonts w:ascii="Arial" w:hAnsi="Arial"/>
                 <w:sz w:val="18"/>
               </w:rPr>
-              <w:t>Plastik bir çubuk, yün, kağıt parçacıkları, topraklama malzemesi</w:t>
+              <w:t>Plastik bir çubuk, yün, kağıt parçacıkları, elektrik yüklü bir cisim</w:t>
             </w:r>
           </w:p>
         </w:tc>
@@ -964,7 +964,7 @@
                 <w:rFonts w:ascii="Arial" w:hAnsi="Arial"/>
                 <w:sz w:val="18"/>
               </w:rPr>
-              <w:t>Dersin amacı ve kazanımlarının tanıtılması, öğrencilerin önceki bilgilerinin gözden geçirilmesi</w:t>
+              <w:t>Öğrencilerin elektrik yükleri ve elektriklenme hakkında ön bilgilerinin alınması</w:t>
             </w:r>
           </w:p>
         </w:tc>
@@ -1014,7 +1014,7 @@
                 <w:rFonts w:ascii="Arial" w:hAnsi="Arial"/>
                 <w:sz w:val="18"/>
               </w:rPr>
-              <w:t>Elektriklenmenin günlük hayattaki örneklerinin tartışılması, öğrencilerin merakının uyandırılması</w:t>
+              <w:t>Elektriklenmenin günlük hayattaki örneklerinin tartışılması (8.7.1. Elektrik Yükleri ve Elektriklenme)</w:t>
             </w:r>
           </w:p>
         </w:tc>
@@ -1064,7 +1064,7 @@
                 <w:rFonts w:ascii="Arial" w:hAnsi="Arial"/>
                 <w:sz w:val="18"/>
               </w:rPr>
-              <w:t>Elektrik yükleri ve elektriklenme çeşitlerinin (sürtünme, temas, indirgeme) tanıtılması, ders kitabındaki 8.7.1 ve 8.7.2 bölümlerinin işlenmesi</w:t>
+              <w:t>Elektrik yükleri ve elektriklenme çeşitlerinin tanıtılması (8.7.1. Elektrik Yükleri ve Elektriklenme, 8.7.2. Elektrik Yüklü Cisimler)</w:t>
             </w:r>
           </w:p>
         </w:tc>
@@ -1114,7 +1114,7 @@
                 <w:rFonts w:ascii="Arial" w:hAnsi="Arial"/>
                 <w:sz w:val="18"/>
               </w:rPr>
-              <w:t>Deneyler yaparak elektriklenme çeşitlerinin fark edilmesi, ders kitabındaki etkinliklerin yapılması</w:t>
+              <w:t>Deneyler yaparak elektriklenme çeşitlerinin fark edilmesi (F.8.7.1.3. Deneyler yaparak elektriklenme çeşitlerini fark eder), cisimlerin sahip oldukları elektrik yükleri bakımından sınıflandırılması</w:t>
             </w:r>
           </w:p>
         </w:tc>
@@ -1164,7 +1164,7 @@
                 <w:rFonts w:ascii="Arial" w:hAnsi="Arial"/>
                 <w:sz w:val="18"/>
               </w:rPr>
-              <w:t>Cisimlerin sahip oldukları elektrik yükleri bakımından sınıflandırılması, topraklamanın tanıtılması</w:t>
+              <w:t>Elektrik yükleri ve elektriklenme çeşitlerinin tartışılması, örneklerin paylaşılması</w:t>
             </w:r>
           </w:p>
         </w:tc>
@@ -1214,7 +1214,7 @@
                 <w:rFonts w:ascii="Arial" w:hAnsi="Arial"/>
                 <w:sz w:val="18"/>
               </w:rPr>
-              <w:t>Ders kitabındaki değerlendirme sorularının çözülmesi, öğrencilerin kazanımlarının değerlendirilmesi</w:t>
+              <w:t>Ders kitabındaki etkinlik ve değerlendirme sorularının çözülmesi</w:t>
             </w:r>
           </w:p>
         </w:tc>
@@ -1264,7 +1264,7 @@
                 <w:rFonts w:ascii="Arial" w:hAnsi="Arial"/>
                 <w:sz w:val="18"/>
               </w:rPr>
-              <w:t>Dersin özeti, ev ödevinin verilmesi</w:t>
+              <w:t>Öğrencilerin günün kazanımlarını özette etmesi ve ev ödevinin açıklanması</w:t>
             </w:r>
           </w:p>
         </w:tc>
@@ -1375,7 +1375,7 @@
                 <w:rFonts w:ascii="Arial" w:hAnsi="Arial"/>
                 <w:sz w:val="18"/>
               </w:rPr>
-              <w:t>Elektriklenmenin çeşitleri nelerdir? / Cisimlerin sahip oldukları elektrik yükleri bakımından sınıflandırılması nasıl yapılır? / Topraklamanın önemi nedir?</w:t>
+              <w:t>Elektrik yükleri nelerdir? / Elektriklenme çeşitleri nelerdir? / Cisimleri, sahip oldukları elektrik yükleri bakımından nasıl sınıflandırabiliriz?</w:t>
             </w:r>
           </w:p>
         </w:tc>
@@ -1477,7 +1477,7 @@
                 <w:rFonts w:ascii="Arial" w:hAnsi="Arial"/>
                 <w:sz w:val="18"/>
               </w:rPr>
-              <w:t>Ders kitabındaki ilgili bölümlerin okunması, elektriklenmenin günlük hayattaki örneklerinin araştırılması</w:t>
+              <w:t>Ders kitabındaki etkinlik ve değerlendirme sorularını çözünüz. Elektriklenmenin günlük hayattaki örneklerini araştırmaya devam ediniz.</w:t>
             </w:r>
           </w:p>
         </w:tc>
